--- a/eng/docx/012.content.docx
+++ b/eng/docx/012.content.docx
@@ -19,7 +19,7 @@
         <w:rPr>
           <w:lang w:val="en_US" w:bidi="en_US"/>
         </w:rPr>
-        <w:t>Resource: Tyndale Open Study Notes</w:t>
+        <w:t>Resource: Aquifer Open Study Notes (Profiles)</w:t>
       </w:r>
       <w:r>
         <w:rPr>
@@ -112,7 +112,7 @@
         <w:rPr>
           <w:lang w:val="en_US" w:bidi="en_US"/>
         </w:rPr>
-        <w:t>Tyndale Open Study Notes</w:t>
+        <w:t>Aquifer Open Study Notes (Profiles)</w:t>
       </w:r>
     </w:p>
     <w:p>

--- a/eng/docx/012.content.docx
+++ b/eng/docx/012.content.docx
@@ -261,72 +261,48 @@
         </w:rPr>
         <w:t>After winning at Carchemish in 605 BC, Nebuchadnezzar conquered Syria and nearby regions, including Judah. That year, he besieged Jerusalem for the first time (</w:t>
       </w:r>
-      <w:hyperlink r:id="rId13">
-        <w:r>
-          <w:rPr>
-            <w:lang w:val="en_US" w:bidi="en_US"/>
-          </w:rPr>
-          <w:rPr>
-            <w:color w:val="0000EE"/>
-            <w:u w:val="single"/>
-          </w:rPr>
-          <w:t>2 Kings 24:1</w:t>
-        </w:r>
-      </w:hyperlink>
+      <w:r>
+        <w:rPr>
+          <w:lang w:val="en_US" w:bidi="en_US"/>
+        </w:rPr>
+        <w:t>2 Kings 24:1</w:t>
+      </w:r>
       <w:r>
         <w:rPr>
           <w:lang w:val="en_US" w:bidi="en_US"/>
         </w:rPr>
         <w:t xml:space="preserve">; </w:t>
       </w:r>
-      <w:hyperlink r:id="rId14">
-        <w:r>
-          <w:rPr>
-            <w:lang w:val="en_US" w:bidi="en_US"/>
-          </w:rPr>
-          <w:rPr>
-            <w:color w:val="0000EE"/>
-            <w:u w:val="single"/>
-          </w:rPr>
-          <w:t>1:1–2</w:t>
-        </w:r>
-      </w:hyperlink>
+      <w:r>
+        <w:rPr>
+          <w:lang w:val="en_US" w:bidi="en_US"/>
+        </w:rPr>
+        <w:t>1:1–2</w:t>
+      </w:r>
       <w:r>
         <w:rPr>
           <w:lang w:val="en_US" w:bidi="en_US"/>
         </w:rPr>
         <w:t>). He took some temple vessels and several young leaders from Judah, including Daniel and his three friends. Nebuchadnezzar captured Jerusalem again in 597 BC (</w:t>
       </w:r>
-      <w:hyperlink r:id="rId15">
-        <w:r>
-          <w:rPr>
-            <w:lang w:val="en_US" w:bidi="en_US"/>
-          </w:rPr>
-          <w:rPr>
-            <w:color w:val="0000EE"/>
-            <w:u w:val="single"/>
-          </w:rPr>
-          <w:t>2 Kings 24:10–17</w:t>
-        </w:r>
-      </w:hyperlink>
+      <w:r>
+        <w:rPr>
+          <w:lang w:val="en_US" w:bidi="en_US"/>
+        </w:rPr>
+        <w:t>2 Kings 24:10–17</w:t>
+      </w:r>
       <w:r>
         <w:rPr>
           <w:lang w:val="en_US" w:bidi="en_US"/>
         </w:rPr>
         <w:t>). He besieged Jerusalem in 588 BC and destroyed the city and temple in 586 BC, exiling most of the remaining people (</w:t>
       </w:r>
-      <w:hyperlink r:id="rId16">
-        <w:r>
-          <w:rPr>
-            <w:lang w:val="en_US" w:bidi="en_US"/>
-          </w:rPr>
-          <w:rPr>
-            <w:color w:val="0000EE"/>
-            <w:u w:val="single"/>
-          </w:rPr>
-          <w:t>2 Kings 25:1–21</w:t>
-        </w:r>
-      </w:hyperlink>
+      <w:r>
+        <w:rPr>
+          <w:lang w:val="en_US" w:bidi="en_US"/>
+        </w:rPr>
+        <w:t>2 Kings 25:1–21</w:t>
+      </w:r>
       <w:r>
         <w:rPr>
           <w:lang w:val="en_US" w:bidi="en_US"/>
@@ -347,36 +323,24 @@
         </w:rPr>
         <w:t>A detailed and interesting description of Nebuchadnezzar is found in the book of Daniel. He brought Daniel and his friends to Babylon to educate them in Babylonian ways. However, God used Daniel to teach Nebuchadnezzar about God. After being humbled for his great pride (</w:t>
       </w:r>
-      <w:hyperlink r:id="rId17">
-        <w:r>
-          <w:rPr>
-            <w:lang w:val="en_US" w:bidi="en_US"/>
-          </w:rPr>
-          <w:rPr>
-            <w:color w:val="0000EE"/>
-            <w:u w:val="single"/>
-          </w:rPr>
-          <w:t>Daniel 4:28–33</w:t>
-        </w:r>
-      </w:hyperlink>
+      <w:r>
+        <w:rPr>
+          <w:lang w:val="en_US" w:bidi="en_US"/>
+        </w:rPr>
+        <w:t>Daniel 4:28–33</w:t>
+      </w:r>
       <w:r>
         <w:rPr>
           <w:lang w:val="en_US" w:bidi="en_US"/>
         </w:rPr>
         <w:t>), Nebuchadnezzar acknowledged the Lord's sovereignty and power (</w:t>
       </w:r>
-      <w:hyperlink r:id="rId18">
-        <w:r>
-          <w:rPr>
-            <w:lang w:val="en_US" w:bidi="en_US"/>
-          </w:rPr>
-          <w:rPr>
-            <w:color w:val="0000EE"/>
-            <w:u w:val="single"/>
-          </w:rPr>
-          <w:t>Daniel 4:34–37</w:t>
-        </w:r>
-      </w:hyperlink>
+      <w:r>
+        <w:rPr>
+          <w:lang w:val="en_US" w:bidi="en_US"/>
+        </w:rPr>
+        <w:t>Daniel 4:34–37</w:t>
+      </w:r>
       <w:r>
         <w:rPr>
           <w:lang w:val="en_US" w:bidi="en_US"/>
@@ -406,468 +370,312 @@
           <w:lang w:val="en_US" w:bidi="en_US"/>
         </w:rPr>
       </w:r>
-      <w:hyperlink r:id="rId19">
-        <w:r>
-          <w:rPr>
-            <w:lang w:val="en_US" w:bidi="en_US"/>
-          </w:rPr>
-          <w:rPr>
-            <w:color w:val="0000EE"/>
-            <w:u w:val="single"/>
-          </w:rPr>
-          <w:t>2 Kings 24:1–25:30</w:t>
-        </w:r>
-      </w:hyperlink>
+      <w:r>
+        <w:rPr>
+          <w:lang w:val="en_US" w:bidi="en_US"/>
+        </w:rPr>
+        <w:t>2 Kings 24:1–25:30</w:t>
+      </w:r>
       <w:r>
         <w:rPr>
           <w:lang w:val="en_US" w:bidi="en_US"/>
         </w:rPr>
         <w:t xml:space="preserve">; </w:t>
       </w:r>
-      <w:hyperlink r:id="rId20">
-        <w:r>
-          <w:rPr>
-            <w:lang w:val="en_US" w:bidi="en_US"/>
-          </w:rPr>
-          <w:rPr>
-            <w:color w:val="0000EE"/>
-            <w:u w:val="single"/>
-          </w:rPr>
-          <w:t>2 Chronicles 36:6–21</w:t>
-        </w:r>
-      </w:hyperlink>
+      <w:r>
+        <w:rPr>
+          <w:lang w:val="en_US" w:bidi="en_US"/>
+        </w:rPr>
+        <w:t>2 Chronicles 36:6–21</w:t>
+      </w:r>
       <w:r>
         <w:rPr>
           <w:lang w:val="en_US" w:bidi="en_US"/>
         </w:rPr>
         <w:t xml:space="preserve">; </w:t>
       </w:r>
-      <w:hyperlink r:id="rId21">
-        <w:r>
-          <w:rPr>
-            <w:lang w:val="en_US" w:bidi="en_US"/>
-          </w:rPr>
-          <w:rPr>
-            <w:color w:val="0000EE"/>
-            <w:u w:val="single"/>
-          </w:rPr>
-          <w:t>Jeremiah 21:1–10</w:t>
-        </w:r>
-      </w:hyperlink>
+      <w:r>
+        <w:rPr>
+          <w:lang w:val="en_US" w:bidi="en_US"/>
+        </w:rPr>
+        <w:t>Jeremiah 21:1–10</w:t>
+      </w:r>
       <w:r>
         <w:rPr>
           <w:lang w:val="en_US" w:bidi="en_US"/>
         </w:rPr>
         <w:t xml:space="preserve">; </w:t>
       </w:r>
-      <w:hyperlink r:id="rId22">
-        <w:r>
-          <w:rPr>
-            <w:lang w:val="en_US" w:bidi="en_US"/>
-          </w:rPr>
-          <w:rPr>
-            <w:color w:val="0000EE"/>
-            <w:u w:val="single"/>
-          </w:rPr>
-          <w:t>22:24–27</w:t>
-        </w:r>
-      </w:hyperlink>
+      <w:r>
+        <w:rPr>
+          <w:lang w:val="en_US" w:bidi="en_US"/>
+        </w:rPr>
+        <w:t>22:24–27</w:t>
+      </w:r>
       <w:r>
         <w:rPr>
           <w:lang w:val="en_US" w:bidi="en_US"/>
         </w:rPr>
         <w:t xml:space="preserve">; </w:t>
       </w:r>
-      <w:hyperlink r:id="rId23">
-        <w:r>
-          <w:rPr>
-            <w:lang w:val="en_US" w:bidi="en_US"/>
-          </w:rPr>
-          <w:rPr>
-            <w:color w:val="0000EE"/>
-            <w:u w:val="single"/>
-          </w:rPr>
-          <w:t>24:1</w:t>
-        </w:r>
-      </w:hyperlink>
+      <w:r>
+        <w:rPr>
+          <w:lang w:val="en_US" w:bidi="en_US"/>
+        </w:rPr>
+        <w:t>24:1</w:t>
+      </w:r>
       <w:r>
         <w:rPr>
           <w:lang w:val="en_US" w:bidi="en_US"/>
         </w:rPr>
         <w:t xml:space="preserve">; </w:t>
       </w:r>
-      <w:hyperlink r:id="rId24">
-        <w:r>
-          <w:rPr>
-            <w:lang w:val="en_US" w:bidi="en_US"/>
-          </w:rPr>
-          <w:rPr>
-            <w:color w:val="0000EE"/>
-            <w:u w:val="single"/>
-          </w:rPr>
-          <w:t>25:1–14</w:t>
-        </w:r>
-      </w:hyperlink>
+      <w:r>
+        <w:rPr>
+          <w:lang w:val="en_US" w:bidi="en_US"/>
+        </w:rPr>
+        <w:t>25:1–14</w:t>
+      </w:r>
       <w:r>
         <w:rPr>
           <w:lang w:val="en_US" w:bidi="en_US"/>
         </w:rPr>
         <w:t xml:space="preserve">; </w:t>
       </w:r>
-      <w:hyperlink r:id="rId25">
-        <w:r>
-          <w:rPr>
-            <w:lang w:val="en_US" w:bidi="en_US"/>
-          </w:rPr>
-          <w:rPr>
-            <w:color w:val="0000EE"/>
-            <w:u w:val="single"/>
-          </w:rPr>
-          <w:t>27:4–8</w:t>
-        </w:r>
-      </w:hyperlink>
+      <w:r>
+        <w:rPr>
+          <w:lang w:val="en_US" w:bidi="en_US"/>
+        </w:rPr>
+        <w:t>27:4–8</w:t>
+      </w:r>
       <w:r>
         <w:rPr>
           <w:lang w:val="en_US" w:bidi="en_US"/>
         </w:rPr>
         <w:t xml:space="preserve">; </w:t>
       </w:r>
-      <w:hyperlink r:id="rId26">
-        <w:r>
-          <w:rPr>
-            <w:lang w:val="en_US" w:bidi="en_US"/>
-          </w:rPr>
-          <w:rPr>
-            <w:color w:val="0000EE"/>
-            <w:u w:val="single"/>
-          </w:rPr>
-          <w:t>28:14</w:t>
-        </w:r>
-      </w:hyperlink>
+      <w:r>
+        <w:rPr>
+          <w:lang w:val="en_US" w:bidi="en_US"/>
+        </w:rPr>
+        <w:t>28:14</w:t>
+      </w:r>
       <w:r>
         <w:rPr>
           <w:lang w:val="en_US" w:bidi="en_US"/>
         </w:rPr>
         <w:t xml:space="preserve">; </w:t>
       </w:r>
-      <w:hyperlink r:id="rId27">
-        <w:r>
-          <w:rPr>
-            <w:lang w:val="en_US" w:bidi="en_US"/>
-          </w:rPr>
-          <w:rPr>
-            <w:color w:val="0000EE"/>
-            <w:u w:val="single"/>
-          </w:rPr>
-          <w:t>29:1–23</w:t>
-        </w:r>
-      </w:hyperlink>
+      <w:r>
+        <w:rPr>
+          <w:lang w:val="en_US" w:bidi="en_US"/>
+        </w:rPr>
+        <w:t>29:1–23</w:t>
+      </w:r>
       <w:r>
         <w:rPr>
           <w:lang w:val="en_US" w:bidi="en_US"/>
         </w:rPr>
         <w:t xml:space="preserve">; </w:t>
       </w:r>
-      <w:hyperlink r:id="rId28">
-        <w:r>
-          <w:rPr>
-            <w:lang w:val="en_US" w:bidi="en_US"/>
-          </w:rPr>
-          <w:rPr>
-            <w:color w:val="0000EE"/>
-            <w:u w:val="single"/>
-          </w:rPr>
-          <w:t>32:1–5</w:t>
-        </w:r>
-      </w:hyperlink>
+      <w:r>
+        <w:rPr>
+          <w:lang w:val="en_US" w:bidi="en_US"/>
+        </w:rPr>
+        <w:t>32:1–5</w:t>
+      </w:r>
       <w:r>
         <w:rPr>
           <w:lang w:val="en_US" w:bidi="en_US"/>
         </w:rPr>
         <w:t xml:space="preserve">, </w:t>
       </w:r>
-      <w:hyperlink r:id="rId29">
-        <w:r>
-          <w:rPr>
-            <w:lang w:val="en_US" w:bidi="en_US"/>
-          </w:rPr>
-          <w:rPr>
-            <w:color w:val="0000EE"/>
-            <w:u w:val="single"/>
-          </w:rPr>
-          <w:t>26–31</w:t>
-        </w:r>
-      </w:hyperlink>
+      <w:r>
+        <w:rPr>
+          <w:lang w:val="en_US" w:bidi="en_US"/>
+        </w:rPr>
+        <w:t>26–31</w:t>
+      </w:r>
       <w:r>
         <w:rPr>
           <w:lang w:val="en_US" w:bidi="en_US"/>
         </w:rPr>
         <w:t xml:space="preserve">; </w:t>
       </w:r>
-      <w:hyperlink r:id="rId30">
-        <w:r>
-          <w:rPr>
-            <w:lang w:val="en_US" w:bidi="en_US"/>
-          </w:rPr>
-          <w:rPr>
-            <w:color w:val="0000EE"/>
-            <w:u w:val="single"/>
-          </w:rPr>
-          <w:t>34:1–3</w:t>
-        </w:r>
-      </w:hyperlink>
+      <w:r>
+        <w:rPr>
+          <w:lang w:val="en_US" w:bidi="en_US"/>
+        </w:rPr>
+        <w:t>34:1–3</w:t>
+      </w:r>
       <w:r>
         <w:rPr>
           <w:lang w:val="en_US" w:bidi="en_US"/>
         </w:rPr>
         <w:t xml:space="preserve">; </w:t>
       </w:r>
-      <w:hyperlink r:id="rId31">
-        <w:r>
-          <w:rPr>
-            <w:lang w:val="en_US" w:bidi="en_US"/>
-          </w:rPr>
-          <w:rPr>
-            <w:color w:val="0000EE"/>
-            <w:u w:val="single"/>
-          </w:rPr>
-          <w:t>37:1</w:t>
-        </w:r>
-      </w:hyperlink>
+      <w:r>
+        <w:rPr>
+          <w:lang w:val="en_US" w:bidi="en_US"/>
+        </w:rPr>
+        <w:t>37:1</w:t>
+      </w:r>
       <w:r>
         <w:rPr>
           <w:lang w:val="en_US" w:bidi="en_US"/>
         </w:rPr>
         <w:t xml:space="preserve">; </w:t>
       </w:r>
-      <w:hyperlink r:id="rId32">
-        <w:r>
-          <w:rPr>
-            <w:lang w:val="en_US" w:bidi="en_US"/>
-          </w:rPr>
-          <w:rPr>
-            <w:color w:val="0000EE"/>
-            <w:u w:val="single"/>
-          </w:rPr>
-          <w:t>39:1–14</w:t>
-        </w:r>
-      </w:hyperlink>
+      <w:r>
+        <w:rPr>
+          <w:lang w:val="en_US" w:bidi="en_US"/>
+        </w:rPr>
+        <w:t>39:1–14</w:t>
+      </w:r>
       <w:r>
         <w:rPr>
           <w:lang w:val="en_US" w:bidi="en_US"/>
         </w:rPr>
         <w:t xml:space="preserve">; </w:t>
       </w:r>
-      <w:hyperlink r:id="rId33">
-        <w:r>
-          <w:rPr>
-            <w:lang w:val="en_US" w:bidi="en_US"/>
-          </w:rPr>
-          <w:rPr>
-            <w:color w:val="0000EE"/>
-            <w:u w:val="single"/>
-          </w:rPr>
-          <w:t>43:10–13</w:t>
-        </w:r>
-      </w:hyperlink>
+      <w:r>
+        <w:rPr>
+          <w:lang w:val="en_US" w:bidi="en_US"/>
+        </w:rPr>
+        <w:t>43:10–13</w:t>
+      </w:r>
       <w:r>
         <w:rPr>
           <w:lang w:val="en_US" w:bidi="en_US"/>
         </w:rPr>
         <w:t xml:space="preserve">; </w:t>
       </w:r>
-      <w:hyperlink r:id="rId34">
-        <w:r>
-          <w:rPr>
-            <w:lang w:val="en_US" w:bidi="en_US"/>
-          </w:rPr>
-          <w:rPr>
-            <w:color w:val="0000EE"/>
-            <w:u w:val="single"/>
-          </w:rPr>
-          <w:t>46:2</w:t>
-        </w:r>
-      </w:hyperlink>
+      <w:r>
+        <w:rPr>
+          <w:lang w:val="en_US" w:bidi="en_US"/>
+        </w:rPr>
+        <w:t>46:2</w:t>
+      </w:r>
       <w:r>
         <w:rPr>
           <w:lang w:val="en_US" w:bidi="en_US"/>
         </w:rPr>
         <w:t xml:space="preserve">, </w:t>
       </w:r>
-      <w:hyperlink r:id="rId35">
-        <w:r>
-          <w:rPr>
-            <w:lang w:val="en_US" w:bidi="en_US"/>
-          </w:rPr>
-          <w:rPr>
-            <w:color w:val="0000EE"/>
-            <w:u w:val="single"/>
-          </w:rPr>
-          <w:t>13–26</w:t>
-        </w:r>
-      </w:hyperlink>
+      <w:r>
+        <w:rPr>
+          <w:lang w:val="en_US" w:bidi="en_US"/>
+        </w:rPr>
+        <w:t>13–26</w:t>
+      </w:r>
       <w:r>
         <w:rPr>
           <w:lang w:val="en_US" w:bidi="en_US"/>
         </w:rPr>
         <w:t xml:space="preserve">; </w:t>
       </w:r>
-      <w:hyperlink r:id="rId36">
-        <w:r>
-          <w:rPr>
-            <w:lang w:val="en_US" w:bidi="en_US"/>
-          </w:rPr>
-          <w:rPr>
-            <w:color w:val="0000EE"/>
-            <w:u w:val="single"/>
-          </w:rPr>
-          <w:t>49:28–33</w:t>
-        </w:r>
-      </w:hyperlink>
+      <w:r>
+        <w:rPr>
+          <w:lang w:val="en_US" w:bidi="en_US"/>
+        </w:rPr>
+        <w:t>49:28–33</w:t>
+      </w:r>
       <w:r>
         <w:rPr>
           <w:lang w:val="en_US" w:bidi="en_US"/>
         </w:rPr>
         <w:t xml:space="preserve">; </w:t>
       </w:r>
-      <w:hyperlink r:id="rId37">
-        <w:r>
-          <w:rPr>
-            <w:lang w:val="en_US" w:bidi="en_US"/>
-          </w:rPr>
-          <w:rPr>
-            <w:color w:val="0000EE"/>
-            <w:u w:val="single"/>
-          </w:rPr>
-          <w:t>50:17</w:t>
-        </w:r>
-      </w:hyperlink>
+      <w:r>
+        <w:rPr>
+          <w:lang w:val="en_US" w:bidi="en_US"/>
+        </w:rPr>
+        <w:t>50:17</w:t>
+      </w:r>
       <w:r>
         <w:rPr>
           <w:lang w:val="en_US" w:bidi="en_US"/>
         </w:rPr>
         <w:t xml:space="preserve">; </w:t>
       </w:r>
-      <w:hyperlink r:id="rId38">
-        <w:r>
-          <w:rPr>
-            <w:lang w:val="en_US" w:bidi="en_US"/>
-          </w:rPr>
-          <w:rPr>
-            <w:color w:val="0000EE"/>
-            <w:u w:val="single"/>
-          </w:rPr>
-          <w:t>51:34</w:t>
-        </w:r>
-      </w:hyperlink>
+      <w:r>
+        <w:rPr>
+          <w:lang w:val="en_US" w:bidi="en_US"/>
+        </w:rPr>
+        <w:t>51:34</w:t>
+      </w:r>
       <w:r>
         <w:rPr>
           <w:lang w:val="en_US" w:bidi="en_US"/>
         </w:rPr>
         <w:t xml:space="preserve">; </w:t>
       </w:r>
-      <w:hyperlink r:id="rId39">
-        <w:r>
-          <w:rPr>
-            <w:lang w:val="en_US" w:bidi="en_US"/>
-          </w:rPr>
-          <w:rPr>
-            <w:color w:val="0000EE"/>
-            <w:u w:val="single"/>
-          </w:rPr>
-          <w:t>52:4–16</w:t>
-        </w:r>
-      </w:hyperlink>
+      <w:r>
+        <w:rPr>
+          <w:lang w:val="en_US" w:bidi="en_US"/>
+        </w:rPr>
+        <w:t>52:4–16</w:t>
+      </w:r>
       <w:r>
         <w:rPr>
           <w:lang w:val="en_US" w:bidi="en_US"/>
         </w:rPr>
         <w:t xml:space="preserve">, </w:t>
       </w:r>
-      <w:hyperlink r:id="rId40">
-        <w:r>
-          <w:rPr>
-            <w:lang w:val="en_US" w:bidi="en_US"/>
-          </w:rPr>
-          <w:rPr>
-            <w:color w:val="0000EE"/>
-            <w:u w:val="single"/>
-          </w:rPr>
-          <w:t>28–30</w:t>
-        </w:r>
-      </w:hyperlink>
+      <w:r>
+        <w:rPr>
+          <w:lang w:val="en_US" w:bidi="en_US"/>
+        </w:rPr>
+        <w:t>28–30</w:t>
+      </w:r>
       <w:r>
         <w:rPr>
           <w:lang w:val="en_US" w:bidi="en_US"/>
         </w:rPr>
         <w:t xml:space="preserve">; </w:t>
       </w:r>
-      <w:hyperlink r:id="rId41">
-        <w:r>
-          <w:rPr>
-            <w:lang w:val="en_US" w:bidi="en_US"/>
-          </w:rPr>
-          <w:rPr>
-            <w:color w:val="0000EE"/>
-            <w:u w:val="single"/>
-          </w:rPr>
-          <w:t>Ezekiel 26:7</w:t>
-        </w:r>
-      </w:hyperlink>
+      <w:r>
+        <w:rPr>
+          <w:lang w:val="en_US" w:bidi="en_US"/>
+        </w:rPr>
+        <w:t>Ezekiel 26:7</w:t>
+      </w:r>
       <w:r>
         <w:rPr>
           <w:lang w:val="en_US" w:bidi="en_US"/>
         </w:rPr>
         <w:t xml:space="preserve">; </w:t>
       </w:r>
-      <w:hyperlink r:id="rId42">
-        <w:r>
-          <w:rPr>
-            <w:lang w:val="en_US" w:bidi="en_US"/>
-          </w:rPr>
-          <w:rPr>
-            <w:color w:val="0000EE"/>
-            <w:u w:val="single"/>
-          </w:rPr>
-          <w:t>29:18–20</w:t>
-        </w:r>
-      </w:hyperlink>
+      <w:r>
+        <w:rPr>
+          <w:lang w:val="en_US" w:bidi="en_US"/>
+        </w:rPr>
+        <w:t>29:18–20</w:t>
+      </w:r>
       <w:r>
         <w:rPr>
           <w:lang w:val="en_US" w:bidi="en_US"/>
         </w:rPr>
         <w:t xml:space="preserve">; </w:t>
       </w:r>
-      <w:hyperlink r:id="rId43">
-        <w:r>
-          <w:rPr>
-            <w:lang w:val="en_US" w:bidi="en_US"/>
-          </w:rPr>
-          <w:rPr>
-            <w:color w:val="0000EE"/>
-            <w:u w:val="single"/>
-          </w:rPr>
-          <w:t>30:10–11</w:t>
-        </w:r>
-      </w:hyperlink>
+      <w:r>
+        <w:rPr>
+          <w:lang w:val="en_US" w:bidi="en_US"/>
+        </w:rPr>
+        <w:t>30:10–11</w:t>
+      </w:r>
       <w:r>
         <w:rPr>
           <w:lang w:val="en_US" w:bidi="en_US"/>
         </w:rPr>
         <w:t xml:space="preserve">; </w:t>
       </w:r>
-      <w:hyperlink r:id="rId44">
-        <w:r>
-          <w:rPr>
-            <w:lang w:val="en_US" w:bidi="en_US"/>
-          </w:rPr>
-          <w:rPr>
-            <w:color w:val="0000EE"/>
-            <w:u w:val="single"/>
-          </w:rPr>
-          <w:t>Daniel 1:1–4:37</w:t>
-        </w:r>
-      </w:hyperlink>
+      <w:r>
+        <w:rPr>
+          <w:lang w:val="en_US" w:bidi="en_US"/>
+        </w:rPr>
+        <w:t>Daniel 1:1–4:37</w:t>
+      </w:r>
       <w:r>
         <w:rPr>
           <w:lang w:val="en_US" w:bidi="en_US"/>
@@ -930,18 +738,12 @@
         </w:rPr>
         <w:t>Before Nehemiah went back to Judea, he served as the cup-bearer to the Persian king Artaxerxes I, who ruled from 465 to 424 BC. The cup-bearer brought wine to the king, tasting it first to ensure it was not poisoned. He was a trusted adviser. Nehemiah heard about Jerusalem's poor condition and felt compassion. He asked the king for permission to return to Judea to help his people. The king agreed and appointed him governor of Judea for twelve years to assist his fellow Jews and rebuild Jerusalem's walls (</w:t>
       </w:r>
-      <w:hyperlink r:id="rId45">
-        <w:r>
-          <w:rPr>
-            <w:lang w:val="en_US" w:bidi="en_US"/>
-          </w:rPr>
-          <w:rPr>
-            <w:color w:val="0000EE"/>
-            <w:u w:val="single"/>
-          </w:rPr>
-          <w:t>Nehemiah 1:1–2:8</w:t>
-        </w:r>
-      </w:hyperlink>
+      <w:r>
+        <w:rPr>
+          <w:lang w:val="en_US" w:bidi="en_US"/>
+        </w:rPr>
+        <w:t>Nehemiah 1:1–2:8</w:t>
+      </w:r>
       <w:r>
         <w:rPr>
           <w:lang w:val="en_US" w:bidi="en_US"/>
@@ -976,108 +778,72 @@
         </w:rPr>
         <w:t>Nehemiah had strong faith, shown by his prayers and his trust in divine guidance and help (</w:t>
       </w:r>
-      <w:hyperlink r:id="rId46">
-        <w:r>
-          <w:rPr>
-            <w:lang w:val="en_US" w:bidi="en_US"/>
-          </w:rPr>
-          <w:rPr>
-            <w:color w:val="0000EE"/>
-            <w:u w:val="single"/>
-          </w:rPr>
-          <w:t>Nehemiah 1:4–11</w:t>
-        </w:r>
-      </w:hyperlink>
+      <w:r>
+        <w:rPr>
+          <w:lang w:val="en_US" w:bidi="en_US"/>
+        </w:rPr>
+        <w:t>Nehemiah 1:4–11</w:t>
+      </w:r>
       <w:r>
         <w:rPr>
           <w:lang w:val="en_US" w:bidi="en_US"/>
         </w:rPr>
         <w:t xml:space="preserve">; </w:t>
       </w:r>
-      <w:hyperlink r:id="rId47">
-        <w:r>
-          <w:rPr>
-            <w:lang w:val="en_US" w:bidi="en_US"/>
-          </w:rPr>
-          <w:rPr>
-            <w:color w:val="0000EE"/>
-            <w:u w:val="single"/>
-          </w:rPr>
-          <w:t>2:4</w:t>
-        </w:r>
-      </w:hyperlink>
+      <w:r>
+        <w:rPr>
+          <w:lang w:val="en_US" w:bidi="en_US"/>
+        </w:rPr>
+        <w:t>2:4</w:t>
+      </w:r>
       <w:r>
         <w:rPr>
           <w:lang w:val="en_US" w:bidi="en_US"/>
         </w:rPr>
         <w:t xml:space="preserve">, </w:t>
       </w:r>
-      <w:hyperlink r:id="rId48">
-        <w:r>
-          <w:rPr>
-            <w:lang w:val="en_US" w:bidi="en_US"/>
-          </w:rPr>
-          <w:rPr>
-            <w:color w:val="0000EE"/>
-            <w:u w:val="single"/>
-          </w:rPr>
-          <w:t>8</w:t>
-        </w:r>
-      </w:hyperlink>
+      <w:r>
+        <w:rPr>
+          <w:lang w:val="en_US" w:bidi="en_US"/>
+        </w:rPr>
+        <w:t>8</w:t>
+      </w:r>
       <w:r>
         <w:rPr>
           <w:lang w:val="en_US" w:bidi="en_US"/>
         </w:rPr>
         <w:t xml:space="preserve">, </w:t>
       </w:r>
-      <w:hyperlink r:id="rId49">
-        <w:r>
-          <w:rPr>
-            <w:lang w:val="en_US" w:bidi="en_US"/>
-          </w:rPr>
-          <w:rPr>
-            <w:color w:val="0000EE"/>
-            <w:u w:val="single"/>
-          </w:rPr>
-          <w:t>18</w:t>
-        </w:r>
-      </w:hyperlink>
+      <w:r>
+        <w:rPr>
+          <w:lang w:val="en_US" w:bidi="en_US"/>
+        </w:rPr>
+        <w:t>18</w:t>
+      </w:r>
       <w:r>
         <w:rPr>
           <w:lang w:val="en_US" w:bidi="en_US"/>
         </w:rPr>
         <w:t xml:space="preserve">, </w:t>
       </w:r>
-      <w:hyperlink r:id="rId50">
-        <w:r>
-          <w:rPr>
-            <w:lang w:val="en_US" w:bidi="en_US"/>
-          </w:rPr>
-          <w:rPr>
-            <w:color w:val="0000EE"/>
-            <w:u w:val="single"/>
-          </w:rPr>
-          <w:t>20</w:t>
-        </w:r>
-      </w:hyperlink>
+      <w:r>
+        <w:rPr>
+          <w:lang w:val="en_US" w:bidi="en_US"/>
+        </w:rPr>
+        <w:t>20</w:t>
+      </w:r>
       <w:r>
         <w:rPr>
           <w:lang w:val="en_US" w:bidi="en_US"/>
         </w:rPr>
         <w:t>). He also supported economic justice. He criticized some wealthy Judeans for taking advantage of a food shortage by charging high interest to their poorer relatives. He set an example of better behavior (</w:t>
       </w:r>
-      <w:hyperlink r:id="rId51">
-        <w:r>
-          <w:rPr>
-            <w:lang w:val="en_US" w:bidi="en_US"/>
-          </w:rPr>
-          <w:rPr>
-            <w:color w:val="0000EE"/>
-            <w:u w:val="single"/>
-          </w:rPr>
-          <w:t>Nehemiah 5</w:t>
-        </w:r>
-      </w:hyperlink>
+      <w:r>
+        <w:rPr>
+          <w:lang w:val="en_US" w:bidi="en_US"/>
+        </w:rPr>
+        <w:t>Nehemiah 5</w:t>
+      </w:r>
       <w:r>
         <w:rPr>
           <w:lang w:val="en_US" w:bidi="en_US"/>
@@ -1098,54 +864,36 @@
         </w:rPr>
         <w:t>Nehemiah cared deeply about the people's faithfulness. He personally confronted men who had married non-Jewish women (</w:t>
       </w:r>
-      <w:hyperlink r:id="rId52">
-        <w:r>
-          <w:rPr>
-            <w:lang w:val="en_US" w:bidi="en_US"/>
-          </w:rPr>
-          <w:rPr>
-            <w:color w:val="0000EE"/>
-            <w:u w:val="single"/>
-          </w:rPr>
-          <w:t>Nehemiah 13:23–29</w:t>
-        </w:r>
-      </w:hyperlink>
+      <w:r>
+        <w:rPr>
+          <w:lang w:val="en_US" w:bidi="en_US"/>
+        </w:rPr>
+        <w:t>Nehemiah 13:23–29</w:t>
+      </w:r>
       <w:r>
         <w:rPr>
           <w:lang w:val="en_US" w:bidi="en_US"/>
         </w:rPr>
         <w:t>). He was committed to maintaining temple worship. He led the Jewish community to promise support for temple workers and to give offerings (</w:t>
       </w:r>
-      <w:hyperlink r:id="rId53">
-        <w:r>
-          <w:rPr>
-            <w:lang w:val="en_US" w:bidi="en_US"/>
-          </w:rPr>
-          <w:rPr>
-            <w:color w:val="0000EE"/>
-            <w:u w:val="single"/>
-          </w:rPr>
-          <w:t>Nehemiah 10:32–39</w:t>
-        </w:r>
-      </w:hyperlink>
+      <w:r>
+        <w:rPr>
+          <w:lang w:val="en_US" w:bidi="en_US"/>
+        </w:rPr>
+        <w:t>Nehemiah 10:32–39</w:t>
+      </w:r>
       <w:r>
         <w:rPr>
           <w:lang w:val="en_US" w:bidi="en_US"/>
         </w:rPr>
         <w:t>). He also improved how they observed the Sabbath (</w:t>
       </w:r>
-      <w:hyperlink r:id="rId54">
-        <w:r>
-          <w:rPr>
-            <w:lang w:val="en_US" w:bidi="en_US"/>
-          </w:rPr>
-          <w:rPr>
-            <w:color w:val="0000EE"/>
-            <w:u w:val="single"/>
-          </w:rPr>
-          <w:t>Nehemiah 13:15–22</w:t>
-        </w:r>
-      </w:hyperlink>
+      <w:r>
+        <w:rPr>
+          <w:lang w:val="en_US" w:bidi="en_US"/>
+        </w:rPr>
+        <w:t>Nehemiah 13:15–22</w:t>
+      </w:r>
       <w:r>
         <w:rPr>
           <w:lang w:val="en_US" w:bidi="en_US"/>
@@ -1166,18 +914,12 @@
         </w:rPr>
         <w:t xml:space="preserve">Even though problems remained at the end of his time in Jerusalem (see </w:t>
       </w:r>
-      <w:hyperlink r:id="rId55">
-        <w:r>
-          <w:rPr>
-            <w:lang w:val="en_US" w:bidi="en_US"/>
-          </w:rPr>
-          <w:rPr>
-            <w:color w:val="0000EE"/>
-            <w:u w:val="single"/>
-          </w:rPr>
-          <w:t>Nehemiah 13</w:t>
-        </w:r>
-      </w:hyperlink>
+      <w:r>
+        <w:rPr>
+          <w:lang w:val="en_US" w:bidi="en_US"/>
+        </w:rPr>
+        <w:t>Nehemiah 13</w:t>
+      </w:r>
       <w:r>
         <w:rPr>
           <w:lang w:val="en_US" w:bidi="en_US"/>
@@ -1207,54 +949,36 @@
           <w:lang w:val="en_US" w:bidi="en_US"/>
         </w:rPr>
       </w:r>
-      <w:hyperlink r:id="rId56">
-        <w:r>
-          <w:rPr>
-            <w:lang w:val="en_US" w:bidi="en_US"/>
-          </w:rPr>
-          <w:rPr>
-            <w:color w:val="0000EE"/>
-            <w:u w:val="single"/>
-          </w:rPr>
-          <w:t>Nehemiah 1:1–7:73</w:t>
-        </w:r>
-      </w:hyperlink>
+      <w:r>
+        <w:rPr>
+          <w:lang w:val="en_US" w:bidi="en_US"/>
+        </w:rPr>
+        <w:t>Nehemiah 1:1–7:73</w:t>
+      </w:r>
       <w:r>
         <w:rPr>
           <w:lang w:val="en_US" w:bidi="en_US"/>
         </w:rPr>
         <w:t xml:space="preserve">; </w:t>
       </w:r>
-      <w:hyperlink r:id="rId57">
-        <w:r>
-          <w:rPr>
-            <w:lang w:val="en_US" w:bidi="en_US"/>
-          </w:rPr>
-          <w:rPr>
-            <w:color w:val="0000EE"/>
-            <w:u w:val="single"/>
-          </w:rPr>
-          <w:t>8:9–10</w:t>
-        </w:r>
-      </w:hyperlink>
+      <w:r>
+        <w:rPr>
+          <w:lang w:val="en_US" w:bidi="en_US"/>
+        </w:rPr>
+        <w:t>8:9–10</w:t>
+      </w:r>
       <w:r>
         <w:rPr>
           <w:lang w:val="en_US" w:bidi="en_US"/>
         </w:rPr>
         <w:t xml:space="preserve">; </w:t>
       </w:r>
-      <w:hyperlink r:id="rId58">
-        <w:r>
-          <w:rPr>
-            <w:lang w:val="en_US" w:bidi="en_US"/>
-          </w:rPr>
-          <w:rPr>
-            <w:color w:val="0000EE"/>
-            <w:u w:val="single"/>
-          </w:rPr>
-          <w:t>10:1–13:31</w:t>
-        </w:r>
-      </w:hyperlink>
+      <w:r>
+        <w:rPr>
+          <w:lang w:val="en_US" w:bidi="en_US"/>
+        </w:rPr>
+        <w:t>10:1–13:31</w:t>
+      </w:r>
       <w:r>
         <w:rPr>
           <w:lang w:val="en_US" w:bidi="en_US"/>
@@ -1377,18 +1101,12 @@
         </w:rPr>
         <w:t>" (</w:t>
       </w:r>
-      <w:hyperlink r:id="rId59">
-        <w:r>
-          <w:rPr>
-            <w:lang w:val="en_US" w:bidi="en_US"/>
-          </w:rPr>
-          <w:rPr>
-            <w:color w:val="0000EE"/>
-            <w:u w:val="single"/>
-          </w:rPr>
-          <w:t>Romans 13:1</w:t>
-        </w:r>
-      </w:hyperlink>
+      <w:r>
+        <w:rPr>
+          <w:lang w:val="en_US" w:bidi="en_US"/>
+        </w:rPr>
+        <w:t>Romans 13:1</w:t>
+      </w:r>
       <w:r>
         <w:rPr>
           <w:lang w:val="en_US" w:bidi="en_US"/>
@@ -1409,18 +1127,12 @@
         </w:rPr>
         <w:t xml:space="preserve">Nero's worst actions occurred after he arranged his mother's murder in AD 59 (the same year Paul appealed to Caesar, </w:t>
       </w:r>
-      <w:hyperlink r:id="rId60">
-        <w:r>
-          <w:rPr>
-            <w:lang w:val="en_US" w:bidi="en_US"/>
-          </w:rPr>
-          <w:rPr>
-            <w:color w:val="0000EE"/>
-            <w:u w:val="single"/>
-          </w:rPr>
-          <w:t>Acts 25:11</w:t>
-        </w:r>
-      </w:hyperlink>
+      <w:r>
+        <w:rPr>
+          <w:lang w:val="en_US" w:bidi="en_US"/>
+        </w:rPr>
+        <w:t>Acts 25:11</w:t>
+      </w:r>
       <w:r>
         <w:rPr>
           <w:lang w:val="en_US" w:bidi="en_US"/>
@@ -1537,18 +1249,12 @@
           <w:lang w:val="en_US" w:bidi="en_US"/>
         </w:rPr>
       </w:r>
-      <w:hyperlink r:id="rId61">
-        <w:r>
-          <w:rPr>
-            <w:lang w:val="en_US" w:bidi="en_US"/>
-          </w:rPr>
-          <w:rPr>
-            <w:color w:val="0000EE"/>
-            <w:u w:val="single"/>
-          </w:rPr>
-          <w:t>Romans 13:1–7</w:t>
-        </w:r>
-      </w:hyperlink>
+      <w:r>
+        <w:rPr>
+          <w:lang w:val="en_US" w:bidi="en_US"/>
+        </w:rPr>
+        <w:t>Romans 13:1–7</w:t>
+      </w:r>
       <w:r>
         <w:rPr>
           <w:lang w:val="en_US" w:bidi="en_US"/>
@@ -1597,18 +1303,12 @@
         </w:rPr>
         <w:t>Nicodemus was a respected Jewish Pharisee (</w:t>
       </w:r>
-      <w:hyperlink r:id="rId62">
-        <w:r>
-          <w:rPr>
-            <w:lang w:val="en_US" w:bidi="en_US"/>
-          </w:rPr>
-          <w:rPr>
-            <w:color w:val="0000EE"/>
-            <w:u w:val="single"/>
-          </w:rPr>
-          <w:t>John 3:1</w:t>
-        </w:r>
-      </w:hyperlink>
+      <w:r>
+        <w:rPr>
+          <w:lang w:val="en_US" w:bidi="en_US"/>
+        </w:rPr>
+        <w:t>John 3:1</w:t>
+      </w:r>
       <w:r>
         <w:rPr>
           <w:lang w:val="en_US" w:bidi="en_US"/>
@@ -1629,18 +1329,12 @@
         </w:rPr>
         <w:t>Nicodemus was curious about the authority of Jesus and the miracles he did. So, Nicodemus visited Jesus secretly at night to learn more about him. Jesus told Nicodemus he must be born again to enter the kingdom of God (</w:t>
       </w:r>
-      <w:hyperlink r:id="rId63">
-        <w:r>
-          <w:rPr>
-            <w:lang w:val="en_US" w:bidi="en_US"/>
-          </w:rPr>
-          <w:rPr>
-            <w:color w:val="0000EE"/>
-            <w:u w:val="single"/>
-          </w:rPr>
-          <w:t>John 3:1–8</w:t>
-        </w:r>
-      </w:hyperlink>
+      <w:r>
+        <w:rPr>
+          <w:lang w:val="en_US" w:bidi="en_US"/>
+        </w:rPr>
+        <w:t>John 3:1–8</w:t>
+      </w:r>
       <w:r>
         <w:rPr>
           <w:lang w:val="en_US" w:bidi="en_US"/>
@@ -1661,36 +1355,24 @@
         </w:rPr>
         <w:t>Later, in contrast to others on the Jewish high council, he argued strongly that Jesus deserved a fair trial (</w:t>
       </w:r>
-      <w:hyperlink r:id="rId64">
-        <w:r>
-          <w:rPr>
-            <w:lang w:val="en_US" w:bidi="en_US"/>
-          </w:rPr>
-          <w:rPr>
-            <w:color w:val="0000EE"/>
-            <w:u w:val="single"/>
-          </w:rPr>
-          <w:t>John 7:50–51</w:t>
-        </w:r>
-      </w:hyperlink>
+      <w:r>
+        <w:rPr>
+          <w:lang w:val="en_US" w:bidi="en_US"/>
+        </w:rPr>
+        <w:t>John 7:50–51</w:t>
+      </w:r>
       <w:r>
         <w:rPr>
           <w:lang w:val="en_US" w:bidi="en_US"/>
         </w:rPr>
         <w:t>). After Jesus died on the cross, he purchased seventy-five pounds of expensive perfumed ointment for the burial. He took it to the tomb and helped Joseph of Arimathea bury Jesus (</w:t>
       </w:r>
-      <w:hyperlink r:id="rId65">
-        <w:r>
-          <w:rPr>
-            <w:lang w:val="en_US" w:bidi="en_US"/>
-          </w:rPr>
-          <w:rPr>
-            <w:color w:val="0000EE"/>
-            <w:u w:val="single"/>
-          </w:rPr>
-          <w:t>John 19:39–42</w:t>
-        </w:r>
-      </w:hyperlink>
+      <w:r>
+        <w:rPr>
+          <w:lang w:val="en_US" w:bidi="en_US"/>
+        </w:rPr>
+        <w:t>John 19:39–42</w:t>
+      </w:r>
       <w:r>
         <w:rPr>
           <w:lang w:val="en_US" w:bidi="en_US"/>
@@ -1720,54 +1402,36 @@
           <w:lang w:val="en_US" w:bidi="en_US"/>
         </w:rPr>
       </w:r>
-      <w:hyperlink r:id="rId66">
-        <w:r>
-          <w:rPr>
-            <w:lang w:val="en_US" w:bidi="en_US"/>
-          </w:rPr>
-          <w:rPr>
-            <w:color w:val="0000EE"/>
-            <w:u w:val="single"/>
-          </w:rPr>
-          <w:t>John 3:1–9</w:t>
-        </w:r>
-      </w:hyperlink>
+      <w:r>
+        <w:rPr>
+          <w:lang w:val="en_US" w:bidi="en_US"/>
+        </w:rPr>
+        <w:t>John 3:1–9</w:t>
+      </w:r>
       <w:r>
         <w:rPr>
           <w:lang w:val="en_US" w:bidi="en_US"/>
         </w:rPr>
         <w:t xml:space="preserve">; </w:t>
       </w:r>
-      <w:hyperlink r:id="rId67">
-        <w:r>
-          <w:rPr>
-            <w:lang w:val="en_US" w:bidi="en_US"/>
-          </w:rPr>
-          <w:rPr>
-            <w:color w:val="0000EE"/>
-            <w:u w:val="single"/>
-          </w:rPr>
-          <w:t>7:50</w:t>
-        </w:r>
-      </w:hyperlink>
+      <w:r>
+        <w:rPr>
+          <w:lang w:val="en_US" w:bidi="en_US"/>
+        </w:rPr>
+        <w:t>7:50</w:t>
+      </w:r>
       <w:r>
         <w:rPr>
           <w:lang w:val="en_US" w:bidi="en_US"/>
         </w:rPr>
         <w:t xml:space="preserve">; </w:t>
       </w:r>
-      <w:hyperlink r:id="rId65">
-        <w:r>
-          <w:rPr>
-            <w:lang w:val="en_US" w:bidi="en_US"/>
-          </w:rPr>
-          <w:rPr>
-            <w:color w:val="0000EE"/>
-            <w:u w:val="single"/>
-          </w:rPr>
-          <w:t>19:39–42</w:t>
-        </w:r>
-      </w:hyperlink>
+      <w:r>
+        <w:rPr>
+          <w:lang w:val="en_US" w:bidi="en_US"/>
+        </w:rPr>
+        <w:t>19:39–42</w:t>
+      </w:r>
       <w:r>
         <w:rPr>
           <w:lang w:val="en_US" w:bidi="en_US"/>
@@ -1816,18 +1480,12 @@
         </w:rPr>
         <w:t>Noah was the son of Lamech and a descendant of Seth (</w:t>
       </w:r>
-      <w:hyperlink r:id="rId68">
-        <w:r>
-          <w:rPr>
-            <w:lang w:val="en_US" w:bidi="en_US"/>
-          </w:rPr>
-          <w:rPr>
-            <w:color w:val="0000EE"/>
-            <w:u w:val="single"/>
-          </w:rPr>
-          <w:t>Genesis 5:3–29</w:t>
-        </w:r>
-      </w:hyperlink>
+      <w:r>
+        <w:rPr>
+          <w:lang w:val="en_US" w:bidi="en_US"/>
+        </w:rPr>
+        <w:t>Genesis 5:3–29</w:t>
+      </w:r>
       <w:r>
         <w:rPr>
           <w:lang w:val="en_US" w:bidi="en_US"/>
@@ -1848,126 +1506,84 @@
         </w:rPr>
         <w:t>God planned to destroy creation because of widespread human evil (</w:t>
       </w:r>
-      <w:hyperlink r:id="rId69">
-        <w:r>
-          <w:rPr>
-            <w:lang w:val="en_US" w:bidi="en_US"/>
-          </w:rPr>
-          <w:rPr>
-            <w:color w:val="0000EE"/>
-            <w:u w:val="single"/>
-          </w:rPr>
-          <w:t>Genesis 6:1–7</w:t>
-        </w:r>
-      </w:hyperlink>
+      <w:r>
+        <w:rPr>
+          <w:lang w:val="en_US" w:bidi="en_US"/>
+        </w:rPr>
+        <w:t>Genesis 6:1–7</w:t>
+      </w:r>
       <w:r>
         <w:rPr>
           <w:lang w:val="en_US" w:bidi="en_US"/>
         </w:rPr>
         <w:t xml:space="preserve">; see </w:t>
       </w:r>
-      <w:hyperlink r:id="rId70">
-        <w:r>
-          <w:rPr>
-            <w:lang w:val="en_US" w:bidi="en_US"/>
-          </w:rPr>
-          <w:rPr>
-            <w:color w:val="0000EE"/>
-            <w:u w:val="single"/>
-          </w:rPr>
-          <w:t>Matthew 24:37–39</w:t>
-        </w:r>
-      </w:hyperlink>
+      <w:r>
+        <w:rPr>
+          <w:lang w:val="en_US" w:bidi="en_US"/>
+        </w:rPr>
+        <w:t>Matthew 24:37–39</w:t>
+      </w:r>
       <w:r>
         <w:rPr>
           <w:lang w:val="en_US" w:bidi="en_US"/>
         </w:rPr>
         <w:t xml:space="preserve">; </w:t>
       </w:r>
-      <w:hyperlink r:id="rId71">
-        <w:r>
-          <w:rPr>
-            <w:lang w:val="en_US" w:bidi="en_US"/>
-          </w:rPr>
-          <w:rPr>
-            <w:color w:val="0000EE"/>
-            <w:u w:val="single"/>
-          </w:rPr>
-          <w:t>Luke 17:26–27</w:t>
-        </w:r>
-      </w:hyperlink>
+      <w:r>
+        <w:rPr>
+          <w:lang w:val="en_US" w:bidi="en_US"/>
+        </w:rPr>
+        <w:t>Luke 17:26–27</w:t>
+      </w:r>
       <w:r>
         <w:rPr>
           <w:lang w:val="en_US" w:bidi="en_US"/>
         </w:rPr>
         <w:t>), but he chose to save Noah (</w:t>
       </w:r>
-      <w:hyperlink r:id="rId72">
-        <w:r>
-          <w:rPr>
-            <w:lang w:val="en_US" w:bidi="en_US"/>
-          </w:rPr>
-          <w:rPr>
-            <w:color w:val="0000EE"/>
-            <w:u w:val="single"/>
-          </w:rPr>
-          <w:t>Genesis 6:8</w:t>
-        </w:r>
-      </w:hyperlink>
+      <w:r>
+        <w:rPr>
+          <w:lang w:val="en_US" w:bidi="en_US"/>
+        </w:rPr>
+        <w:t>Genesis 6:8</w:t>
+      </w:r>
       <w:r>
         <w:rPr>
           <w:lang w:val="en_US" w:bidi="en_US"/>
         </w:rPr>
         <w:t>). God gave Noah, who was righteous and blameless (</w:t>
       </w:r>
-      <w:hyperlink r:id="rId73">
-        <w:r>
-          <w:rPr>
-            <w:lang w:val="en_US" w:bidi="en_US"/>
-          </w:rPr>
-          <w:rPr>
-            <w:color w:val="0000EE"/>
-            <w:u w:val="single"/>
-          </w:rPr>
-          <w:t>Genesis 6:9</w:t>
-        </w:r>
-      </w:hyperlink>
+      <w:r>
+        <w:rPr>
+          <w:lang w:val="en_US" w:bidi="en_US"/>
+        </w:rPr>
+        <w:t>Genesis 6:9</w:t>
+      </w:r>
       <w:r>
         <w:rPr>
           <w:lang w:val="en_US" w:bidi="en_US"/>
         </w:rPr>
         <w:t>), detailed instructions to build the ark. Only Noah's family of eight and every kind of creature would be saved (</w:t>
       </w:r>
-      <w:hyperlink r:id="rId74">
-        <w:r>
-          <w:rPr>
-            <w:lang w:val="en_US" w:bidi="en_US"/>
-          </w:rPr>
-          <w:rPr>
-            <w:color w:val="0000EE"/>
-            <w:u w:val="single"/>
-          </w:rPr>
-          <w:t>Genesis 6:14–8:19</w:t>
-        </w:r>
-      </w:hyperlink>
+      <w:r>
+        <w:rPr>
+          <w:lang w:val="en_US" w:bidi="en_US"/>
+        </w:rPr>
+        <w:t>Genesis 6:14–8:19</w:t>
+      </w:r>
       <w:r>
         <w:rPr>
           <w:lang w:val="en_US" w:bidi="en_US"/>
         </w:rPr>
         <w:t>). After the flood, Noah and his family left the ark. Noah pleased God by building an altar and offering sacrifices. God promised never to flood the entire earth again or disrupt the seasons, despite human sin (</w:t>
       </w:r>
-      <w:hyperlink r:id="rId75">
-        <w:r>
-          <w:rPr>
-            <w:lang w:val="en_US" w:bidi="en_US"/>
-          </w:rPr>
-          <w:rPr>
-            <w:color w:val="0000EE"/>
-            <w:u w:val="single"/>
-          </w:rPr>
-          <w:t>Genesis 8:20–9:17</w:t>
-        </w:r>
-      </w:hyperlink>
+      <w:r>
+        <w:rPr>
+          <w:lang w:val="en_US" w:bidi="en_US"/>
+        </w:rPr>
+        <w:t>Genesis 8:20–9:17</w:t>
+      </w:r>
       <w:r>
         <w:rPr>
           <w:lang w:val="en_US" w:bidi="en_US"/>
@@ -1988,108 +1604,72 @@
         </w:rPr>
         <w:t>Noah's sons were Shem, Ham, and Japheth. All the nations of the earth came from them (</w:t>
       </w:r>
-      <w:hyperlink r:id="rId76">
-        <w:r>
-          <w:rPr>
-            <w:lang w:val="en_US" w:bidi="en_US"/>
-          </w:rPr>
-          <w:rPr>
-            <w:color w:val="0000EE"/>
-            <w:u w:val="single"/>
-          </w:rPr>
-          <w:t>Genesis 9:18–19</w:t>
-        </w:r>
-      </w:hyperlink>
+      <w:r>
+        <w:rPr>
+          <w:lang w:val="en_US" w:bidi="en_US"/>
+        </w:rPr>
+        <w:t>Genesis 9:18–19</w:t>
+      </w:r>
       <w:r>
         <w:rPr>
           <w:lang w:val="en_US" w:bidi="en_US"/>
         </w:rPr>
         <w:t>). When Noah got drunk from wine he made, his sons and their descendants were either cursed or blessed based on their actions towards him (</w:t>
       </w:r>
-      <w:hyperlink r:id="rId77">
-        <w:r>
-          <w:rPr>
-            <w:lang w:val="en_US" w:bidi="en_US"/>
-          </w:rPr>
-          <w:rPr>
-            <w:color w:val="0000EE"/>
-            <w:u w:val="single"/>
-          </w:rPr>
-          <w:t>Genesis 9:20–27</w:t>
-        </w:r>
-      </w:hyperlink>
+      <w:r>
+        <w:rPr>
+          <w:lang w:val="en_US" w:bidi="en_US"/>
+        </w:rPr>
+        <w:t>Genesis 9:20–27</w:t>
+      </w:r>
       <w:r>
         <w:rPr>
           <w:lang w:val="en_US" w:bidi="en_US"/>
         </w:rPr>
         <w:t>). Noah lived for 950 years, including 350 years after the flood (</w:t>
       </w:r>
-      <w:hyperlink r:id="rId78">
-        <w:r>
-          <w:rPr>
-            <w:lang w:val="en_US" w:bidi="en_US"/>
-          </w:rPr>
-          <w:rPr>
-            <w:color w:val="0000EE"/>
-            <w:u w:val="single"/>
-          </w:rPr>
-          <w:t>Genesis 9:28–29</w:t>
-        </w:r>
-      </w:hyperlink>
+      <w:r>
+        <w:rPr>
+          <w:lang w:val="en_US" w:bidi="en_US"/>
+        </w:rPr>
+        <w:t>Genesis 9:28–29</w:t>
+      </w:r>
       <w:r>
         <w:rPr>
           <w:lang w:val="en_US" w:bidi="en_US"/>
         </w:rPr>
         <w:t xml:space="preserve">). He is as an example of righteousness, obedience, courage, and faith (see </w:t>
       </w:r>
-      <w:hyperlink r:id="rId79">
-        <w:r>
-          <w:rPr>
-            <w:lang w:val="en_US" w:bidi="en_US"/>
-          </w:rPr>
-          <w:rPr>
-            <w:color w:val="0000EE"/>
-            <w:u w:val="single"/>
-          </w:rPr>
-          <w:t>Ezekiel 14:12–20</w:t>
-        </w:r>
-      </w:hyperlink>
+      <w:r>
+        <w:rPr>
+          <w:lang w:val="en_US" w:bidi="en_US"/>
+        </w:rPr>
+        <w:t>Ezekiel 14:12–20</w:t>
+      </w:r>
       <w:r>
         <w:rPr>
           <w:lang w:val="en_US" w:bidi="en_US"/>
         </w:rPr>
         <w:t xml:space="preserve">; </w:t>
       </w:r>
-      <w:hyperlink r:id="rId80">
-        <w:r>
-          <w:rPr>
-            <w:lang w:val="en_US" w:bidi="en_US"/>
-          </w:rPr>
-          <w:rPr>
-            <w:color w:val="0000EE"/>
-            <w:u w:val="single"/>
-          </w:rPr>
-          <w:t>Hebrews 11:7</w:t>
-        </w:r>
-      </w:hyperlink>
+      <w:r>
+        <w:rPr>
+          <w:lang w:val="en_US" w:bidi="en_US"/>
+        </w:rPr>
+        <w:t>Hebrews 11:7</w:t>
+      </w:r>
       <w:r>
         <w:rPr>
           <w:lang w:val="en_US" w:bidi="en_US"/>
         </w:rPr>
         <w:t xml:space="preserve">; </w:t>
       </w:r>
-      <w:hyperlink r:id="rId81">
-        <w:r>
-          <w:rPr>
-            <w:lang w:val="en_US" w:bidi="en_US"/>
-          </w:rPr>
-          <w:rPr>
-            <w:color w:val="0000EE"/>
-            <w:u w:val="single"/>
-          </w:rPr>
-          <w:t>2 Peter 2:5</w:t>
-        </w:r>
-      </w:hyperlink>
+      <w:r>
+        <w:rPr>
+          <w:lang w:val="en_US" w:bidi="en_US"/>
+        </w:rPr>
+        <w:t>2 Peter 2:5</w:t>
+      </w:r>
       <w:r>
         <w:rPr>
           <w:lang w:val="en_US" w:bidi="en_US"/>
@@ -2119,180 +1699,120 @@
           <w:lang w:val="en_US" w:bidi="en_US"/>
         </w:rPr>
       </w:r>
-      <w:hyperlink r:id="rId82">
-        <w:r>
-          <w:rPr>
-            <w:lang w:val="en_US" w:bidi="en_US"/>
-          </w:rPr>
-          <w:rPr>
-            <w:color w:val="0000EE"/>
-            <w:u w:val="single"/>
-          </w:rPr>
-          <w:t>Genesis 5:28–10:1</w:t>
-        </w:r>
-      </w:hyperlink>
+      <w:r>
+        <w:rPr>
+          <w:lang w:val="en_US" w:bidi="en_US"/>
+        </w:rPr>
+        <w:t>Genesis 5:28–10:1</w:t>
+      </w:r>
       <w:r>
         <w:rPr>
           <w:lang w:val="en_US" w:bidi="en_US"/>
         </w:rPr>
         <w:t xml:space="preserve">; </w:t>
       </w:r>
-      <w:hyperlink r:id="rId83">
-        <w:r>
-          <w:rPr>
-            <w:lang w:val="en_US" w:bidi="en_US"/>
-          </w:rPr>
-          <w:rPr>
-            <w:color w:val="0000EE"/>
-            <w:u w:val="single"/>
-          </w:rPr>
-          <w:t>1 Chronicles 1:4</w:t>
-        </w:r>
-      </w:hyperlink>
+      <w:r>
+        <w:rPr>
+          <w:lang w:val="en_US" w:bidi="en_US"/>
+        </w:rPr>
+        <w:t>1 Chronicles 1:4</w:t>
+      </w:r>
       <w:r>
         <w:rPr>
           <w:lang w:val="en_US" w:bidi="en_US"/>
         </w:rPr>
         <w:t xml:space="preserve">; </w:t>
       </w:r>
-      <w:hyperlink r:id="rId84">
-        <w:r>
-          <w:rPr>
-            <w:lang w:val="en_US" w:bidi="en_US"/>
-          </w:rPr>
-          <w:rPr>
-            <w:color w:val="0000EE"/>
-            <w:u w:val="single"/>
-          </w:rPr>
-          <w:t>Isaiah 54:9</w:t>
-        </w:r>
-      </w:hyperlink>
+      <w:r>
+        <w:rPr>
+          <w:lang w:val="en_US" w:bidi="en_US"/>
+        </w:rPr>
+        <w:t>Isaiah 54:9</w:t>
+      </w:r>
       <w:r>
         <w:rPr>
           <w:lang w:val="en_US" w:bidi="en_US"/>
         </w:rPr>
         <w:t xml:space="preserve">; </w:t>
       </w:r>
-      <w:hyperlink r:id="rId79">
-        <w:r>
-          <w:rPr>
-            <w:lang w:val="en_US" w:bidi="en_US"/>
-          </w:rPr>
-          <w:rPr>
-            <w:color w:val="0000EE"/>
-            <w:u w:val="single"/>
-          </w:rPr>
-          <w:t>Ezekiel 14:12–20</w:t>
-        </w:r>
-      </w:hyperlink>
+      <w:r>
+        <w:rPr>
+          <w:lang w:val="en_US" w:bidi="en_US"/>
+        </w:rPr>
+        <w:t>Ezekiel 14:12–20</w:t>
+      </w:r>
       <w:r>
         <w:rPr>
           <w:lang w:val="en_US" w:bidi="en_US"/>
         </w:rPr>
         <w:t xml:space="preserve">; </w:t>
       </w:r>
-      <w:hyperlink r:id="rId85">
-        <w:r>
-          <w:rPr>
-            <w:lang w:val="en_US" w:bidi="en_US"/>
-          </w:rPr>
-          <w:rPr>
-            <w:color w:val="0000EE"/>
-            <w:u w:val="single"/>
-          </w:rPr>
-          <w:t>Matthew 24:37–38</w:t>
-        </w:r>
-      </w:hyperlink>
+      <w:r>
+        <w:rPr>
+          <w:lang w:val="en_US" w:bidi="en_US"/>
+        </w:rPr>
+        <w:t>Matthew 24:37–38</w:t>
+      </w:r>
       <w:r>
         <w:rPr>
           <w:lang w:val="en_US" w:bidi="en_US"/>
         </w:rPr>
         <w:t xml:space="preserve">; </w:t>
       </w:r>
-      <w:hyperlink r:id="rId86">
-        <w:r>
-          <w:rPr>
-            <w:lang w:val="en_US" w:bidi="en_US"/>
-          </w:rPr>
-          <w:rPr>
-            <w:color w:val="0000EE"/>
-            <w:u w:val="single"/>
-          </w:rPr>
-          <w:t>Luke 3:36</w:t>
-        </w:r>
-      </w:hyperlink>
+      <w:r>
+        <w:rPr>
+          <w:lang w:val="en_US" w:bidi="en_US"/>
+        </w:rPr>
+        <w:t>Luke 3:36</w:t>
+      </w:r>
       <w:r>
         <w:rPr>
           <w:lang w:val="en_US" w:bidi="en_US"/>
         </w:rPr>
         <w:t xml:space="preserve">; </w:t>
       </w:r>
-      <w:hyperlink r:id="rId71">
-        <w:r>
-          <w:rPr>
-            <w:lang w:val="en_US" w:bidi="en_US"/>
-          </w:rPr>
-          <w:rPr>
-            <w:color w:val="0000EE"/>
-            <w:u w:val="single"/>
-          </w:rPr>
-          <w:t>Luke 17:26–27</w:t>
-        </w:r>
-      </w:hyperlink>
+      <w:r>
+        <w:rPr>
+          <w:lang w:val="en_US" w:bidi="en_US"/>
+        </w:rPr>
+        <w:t>Luke 17:26–27</w:t>
+      </w:r>
       <w:r>
         <w:rPr>
           <w:lang w:val="en_US" w:bidi="en_US"/>
         </w:rPr>
         <w:t xml:space="preserve">; </w:t>
       </w:r>
-      <w:hyperlink r:id="rId80">
-        <w:r>
-          <w:rPr>
-            <w:lang w:val="en_US" w:bidi="en_US"/>
-          </w:rPr>
-          <w:rPr>
-            <w:color w:val="0000EE"/>
-            <w:u w:val="single"/>
-          </w:rPr>
-          <w:t>Hebrews 11:7</w:t>
-        </w:r>
-      </w:hyperlink>
+      <w:r>
+        <w:rPr>
+          <w:lang w:val="en_US" w:bidi="en_US"/>
+        </w:rPr>
+        <w:t>Hebrews 11:7</w:t>
+      </w:r>
       <w:r>
         <w:rPr>
           <w:lang w:val="en_US" w:bidi="en_US"/>
         </w:rPr>
         <w:t xml:space="preserve">; </w:t>
       </w:r>
-      <w:hyperlink r:id="rId87">
-        <w:r>
-          <w:rPr>
-            <w:lang w:val="en_US" w:bidi="en_US"/>
-          </w:rPr>
-          <w:rPr>
-            <w:color w:val="0000EE"/>
-            <w:u w:val="single"/>
-          </w:rPr>
-          <w:t>1 Peter 3:20–21</w:t>
-        </w:r>
-      </w:hyperlink>
+      <w:r>
+        <w:rPr>
+          <w:lang w:val="en_US" w:bidi="en_US"/>
+        </w:rPr>
+        <w:t>1 Peter 3:20–21</w:t>
+      </w:r>
       <w:r>
         <w:rPr>
           <w:lang w:val="en_US" w:bidi="en_US"/>
         </w:rPr>
         <w:t xml:space="preserve">; </w:t>
       </w:r>
-      <w:hyperlink r:id="rId81">
-        <w:r>
-          <w:rPr>
-            <w:lang w:val="en_US" w:bidi="en_US"/>
-          </w:rPr>
-          <w:rPr>
-            <w:color w:val="0000EE"/>
-            <w:u w:val="single"/>
-          </w:rPr>
-          <w:t>2 Peter 2:5</w:t>
-        </w:r>
-      </w:hyperlink>
+      <w:r>
+        <w:rPr>
+          <w:lang w:val="en_US" w:bidi="en_US"/>
+        </w:rPr>
+        <w:t>2 Peter 2:5</w:t>
+      </w:r>
       <w:r>
         <w:rPr>
           <w:lang w:val="en_US" w:bidi="en_US"/>
